--- a/deliverables/timeline/QC_Activity_Timeline_11-14Aug2026.docx
+++ b/deliverables/timeline/QC_Activity_Timeline_11-14Aug2026.docx
@@ -388,7 +388,7 @@
                 <w:spacing w:val="0"/>
                 <w:kern w:val="0"/>
               </w:rPr>
-              <w:t>Ангажирано</w:t>
+              <w:t>Активно</w:t>
             </w:r>
             <w:r>
               <w:rPr>
@@ -412,7 +412,7 @@
                 <w:spacing w:val="0"/>
                 <w:kern w:val="0"/>
               </w:rPr>
-              <w:t>Engaged</w:t>
+              <w:t>Active</w:t>
             </w:r>
           </w:p>
         </w:tc>
@@ -442,7 +442,7 @@
                 <w:spacing w:val="0"/>
                 <w:kern w:val="0"/>
               </w:rPr>
-              <w:t>4.4 ч</w:t>
+              <w:t>4.9 ч</w:t>
             </w:r>
             <w:r>
               <w:rPr>
@@ -466,7 +466,7 @@
                 <w:spacing w:val="0"/>
                 <w:kern w:val="0"/>
               </w:rPr>
-              <w:t>4.4 h</w:t>
+              <w:t>4.9 h</w:t>
             </w:r>
           </w:p>
         </w:tc>
@@ -499,7 +499,7 @@
                 <w:spacing w:val="0"/>
                 <w:kern w:val="0"/>
               </w:rPr>
-              <w:t>Фамилии</w:t>
+              <w:t>Задачи</w:t>
             </w:r>
             <w:r>
               <w:rPr>
@@ -523,7 +523,7 @@
                 <w:spacing w:val="0"/>
                 <w:kern w:val="0"/>
               </w:rPr>
-              <w:t>Families</w:t>
+              <w:t>Task requests</w:t>
             </w:r>
           </w:p>
         </w:tc>
@@ -553,7 +553,7 @@
                 <w:spacing w:val="0"/>
                 <w:kern w:val="0"/>
               </w:rPr>
-              <w:t>12</w:t>
+              <w:t>31</w:t>
             </w:r>
           </w:p>
         </w:tc>
@@ -586,7 +586,7 @@
                 <w:spacing w:val="0"/>
                 <w:kern w:val="0"/>
               </w:rPr>
-              <w:t>Мерка</w:t>
+              <w:t>Фамилии</w:t>
             </w:r>
             <w:r>
               <w:rPr>
@@ -610,7 +610,7 @@
                 <w:spacing w:val="0"/>
                 <w:kern w:val="0"/>
               </w:rPr>
-              <w:t>Measure</w:t>
+              <w:t>Families</w:t>
             </w:r>
           </w:p>
         </w:tc>
@@ -640,31 +640,7 @@
                 <w:spacing w:val="0"/>
                 <w:kern w:val="0"/>
               </w:rPr>
-              <w:t>Ангажирано работно време, паузи &gt;20 мин исклучени</w:t>
-            </w:r>
-            <w:r>
-              <w:rPr>
-                <w:rFonts w:ascii="Calibri" w:hAnsi="Calibri"/>
-                <w:b w:val="0"/>
-                <w:i w:val="0"/>
-                <w:color w:val="000000"/>
-                <w:sz w:val="16"/>
-                <w:spacing w:val="0"/>
-                <w:kern w:val="0"/>
-              </w:rPr>
-              <w:t xml:space="preserve"> | </w:t>
-            </w:r>
-            <w:r>
-              <w:rPr>
-                <w:rFonts w:ascii="Calibri" w:hAnsi="Calibri"/>
-                <w:b w:val="0"/>
-                <w:i/>
-                <w:color w:val="000000"/>
-                <w:sz w:val="16"/>
-                <w:spacing w:val="0"/>
-                <w:kern w:val="0"/>
-              </w:rPr>
-              <w:t>Engaged working time, idle &gt;20 min excluded</w:t>
+              <w:t>12</w:t>
             </w:r>
           </w:p>
         </w:tc>
@@ -751,7 +727,7 @@
                 <w:spacing w:val="0"/>
                 <w:kern w:val="0"/>
               </w:rPr>
-              <w:t>Транскрипт · sha256 857d2d876f29ff90</w:t>
+              <w:t>Транскрипт · sha256 9c35bfad93f16b6d</w:t>
             </w:r>
           </w:p>
         </w:tc>
@@ -1465,14 +1441,13 @@
       <w:r>
         <w:rPr>
           <w:rFonts w:ascii="Calibri" w:hAnsi="Calibri"/>
-          <w:b w:val="0"/>
           <w:i w:val="0"/>
           <w:color w:val="16232B"/>
           <w:sz w:val="21"/>
           <w:spacing w:val="0"/>
           <w:kern w:val="0"/>
         </w:rPr>
-        <w:t>Во периодот од вторник 11.08 во 16:00 ч до петок 14.08 во 08:00 ч (вкупен опсег од 64 часа), концентрираниот ангажман на Контрола на квалитет изнесуваше приближно 4.4 часа активно работно време, распоредено во 53 одделни налети низ 12 фамилии на задачи.</w:t>
+        <w:t>Во периодот од вторник 11.08 во 16:00 ч до петок 14.08 во 08:00 ч (опсег од 64 часа), активното работно време на Контрола на квалитет изнесуваше приближно 4.9 часа, распоредено во 31 задачи низ 12 фамилии. Долунаведената лента го поставува тоа време на скала со ознаки по часови од денот — секое поле е парче време поминато на дадена задача, на неговата вистинска позиција во деновите.</w:t>
       </w:r>
     </w:p>
     <w:p>
@@ -1483,32 +1458,13 @@
       <w:r>
         <w:rPr>
           <w:rFonts w:ascii="Calibri" w:hAnsi="Calibri"/>
-          <w:b w:val="0"/>
-          <w:i w:val="0"/>
-          <w:color w:val="16232B"/>
-          <w:sz w:val="21"/>
-          <w:spacing w:val="0"/>
-          <w:kern w:val="0"/>
-        </w:rPr>
-        <w:t>Долунаведената хоризонтална лента го прикажува тоа време на скала со ознаки по часови од денот — секое поле е конкретно парче време поминато на дадена задача, поставено на неговата вистинска временска позиција.</w:t>
-      </w:r>
-    </w:p>
-    <w:p>
-      <w:pPr>
-        <w:spacing w:before="40" w:after="40" w:line="254" w:lineRule="auto"/>
-        <w:jc w:val="left"/>
-      </w:pPr>
-      <w:r>
-        <w:rPr>
-          <w:rFonts w:ascii="Calibri" w:hAnsi="Calibri"/>
-          <w:b w:val="0"/>
           <w:i/>
           <w:color w:val="4A5B6C"/>
           <w:sz w:val="18"/>
           <w:spacing w:val="0"/>
           <w:kern w:val="0"/>
         </w:rPr>
-        <w:t>Over Tue 11.08 16:00 to Fri 14.08 08:00 (a 64-hour window), concentrated QC engagement came to about 4.4 hours of active working time, spread over 53 distinct bursts across 12 task families. The band below places that time on an hour-of-day ruler — each bar is a real chunk of time spent on a task, at its actual clock position.</w:t>
+        <w:t>Over Tue 11.08 16:00 to Fri 14.08 08:00 (a 64-hour window), active QC working time came to about 4.9 hours, spread over 31 task requests across 12 families. The band below places that time on an hour-of-day ruler; each bar is a chunk of time spent on a task, at its real position in the days, and its width is the time spent.</w:t>
       </w:r>
     </w:p>
     <w:p>
@@ -1564,7 +1520,7 @@
         </w:rPr>
         <w:drawing>
           <wp:inline xmlns:a="http://schemas.openxmlformats.org/drawingml/2006/main" xmlns:pic="http://schemas.openxmlformats.org/drawingml/2006/picture">
-            <wp:extent cx="5580000" cy="3128182"/>
+            <wp:extent cx="5580000" cy="3164776"/>
             <wp:docPr id="1" name="Picture 1"/>
             <wp:cNvGraphicFramePr>
               <a:graphicFrameLocks noChangeAspect="1"/>
@@ -1585,7 +1541,7 @@
                   <pic:spPr>
                     <a:xfrm>
                       <a:off x="0" y="0"/>
-                      <a:ext cx="5580000" cy="3128182"/>
+                      <a:ext cx="5580000" cy="3164776"/>
                     </a:xfrm>
                     <a:prstGeom prst="rect"/>
                   </pic:spPr>
@@ -1993,7 +1949,7 @@
                 <w:spacing w:val="0"/>
                 <w:kern w:val="0"/>
               </w:rPr>
-              <w:t>8%</w:t>
+              <w:t>7%</w:t>
             </w:r>
           </w:p>
         </w:tc>
@@ -2091,7 +2047,7 @@
                 <w:spacing w:val="0"/>
                 <w:kern w:val="0"/>
               </w:rPr>
-              <w:t>19%</w:t>
+              <w:t>17%</w:t>
             </w:r>
           </w:p>
         </w:tc>
@@ -2189,7 +2145,7 @@
                 <w:spacing w:val="0"/>
                 <w:kern w:val="0"/>
               </w:rPr>
-              <w:t>10%</w:t>
+              <w:t>9%</w:t>
             </w:r>
           </w:p>
         </w:tc>
@@ -2287,7 +2243,7 @@
                 <w:spacing w:val="0"/>
                 <w:kern w:val="0"/>
               </w:rPr>
-              <w:t>11%</w:t>
+              <w:t>10%</w:t>
             </w:r>
           </w:p>
         </w:tc>
@@ -2385,7 +2341,7 @@
                 <w:spacing w:val="0"/>
                 <w:kern w:val="0"/>
               </w:rPr>
-              <w:t>13%</w:t>
+              <w:t>11%</w:t>
             </w:r>
           </w:p>
         </w:tc>
@@ -2483,7 +2439,7 @@
                 <w:spacing w:val="0"/>
                 <w:kern w:val="0"/>
               </w:rPr>
-              <w:t>8%</w:t>
+              <w:t>7%</w:t>
             </w:r>
           </w:p>
         </w:tc>
@@ -2581,7 +2537,7 @@
                 <w:spacing w:val="0"/>
                 <w:kern w:val="0"/>
               </w:rPr>
-              <w:t>2%</w:t>
+              <w:t>1%</w:t>
             </w:r>
           </w:p>
         </w:tc>
@@ -2631,7 +2587,7 @@
                 <w:spacing w:val="0"/>
                 <w:kern w:val="0"/>
               </w:rPr>
-              <w:t>8</w:t>
+              <w:t>10</w:t>
             </w:r>
           </w:p>
         </w:tc>
@@ -2655,7 +2611,7 @@
                 <w:spacing w:val="0"/>
                 <w:kern w:val="0"/>
               </w:rPr>
-              <w:t>0.1</w:t>
+              <w:t>0.2</w:t>
             </w:r>
           </w:p>
         </w:tc>
@@ -2777,7 +2733,7 @@
                 <w:spacing w:val="0"/>
                 <w:kern w:val="0"/>
               </w:rPr>
-              <w:t>11%</w:t>
+              <w:t>10%</w:t>
             </w:r>
           </w:p>
         </w:tc>
@@ -2827,7 +2783,7 @@
                 <w:spacing w:val="0"/>
                 <w:kern w:val="0"/>
               </w:rPr>
-              <w:t>24</w:t>
+              <w:t>25</w:t>
             </w:r>
           </w:p>
         </w:tc>
@@ -2925,7 +2881,7 @@
                 <w:spacing w:val="0"/>
                 <w:kern w:val="0"/>
               </w:rPr>
-              <w:t>6</w:t>
+              <w:t>31</w:t>
             </w:r>
           </w:p>
         </w:tc>
@@ -2949,7 +2905,7 @@
                 <w:spacing w:val="0"/>
                 <w:kern w:val="0"/>
               </w:rPr>
-              <w:t>0.1</w:t>
+              <w:t>0.5</w:t>
             </w:r>
           </w:p>
         </w:tc>
@@ -2973,7 +2929,7 @@
                 <w:spacing w:val="0"/>
                 <w:kern w:val="0"/>
               </w:rPr>
-              <w:t>2%</w:t>
+              <w:t>11%</w:t>
             </w:r>
           </w:p>
         </w:tc>
@@ -3023,7 +2979,7 @@
                 <w:spacing w:val="0"/>
                 <w:kern w:val="0"/>
               </w:rPr>
-              <w:t>262</w:t>
+              <w:t>293</w:t>
             </w:r>
           </w:p>
         </w:tc>
@@ -3047,7 +3003,7 @@
                 <w:spacing w:val="0"/>
                 <w:kern w:val="0"/>
               </w:rPr>
-              <w:t>4.4</w:t>
+              <w:t>4.9</w:t>
             </w:r>
           </w:p>
         </w:tc>
@@ -3085,14 +3041,13 @@
       <w:r>
         <w:rPr>
           <w:rFonts w:ascii="Calibri" w:hAnsi="Calibri"/>
-          <w:b w:val="0"/>
           <w:i/>
           <w:color w:val="4A5B6C"/>
           <w:sz w:val="17"/>
           <w:spacing w:val="0"/>
           <w:kern w:val="0"/>
         </w:rPr>
-        <w:t>Мерката е ангажирано работно време (од барањето до испораката), при што паузите подолги од 20 минути се исклучени; затоа збирот (4.4 ч) е помал од 64-часовниот календарски опсег. Најголема активност беше во четврток.</w:t>
+        <w:t>Мерка: активно работно време (настани на активност на растојание ≤20 мин); паузите подолги од 20 мин не се бројат, па збирот (4.9 ч) е помал од 64-часовниот опсег. Најмногу работа падна во четврток.</w:t>
       </w:r>
     </w:p>
     <w:sectPr>
@@ -3324,8 +3279,6 @@
               <w:b/>
               <w:bCs/>
               <w:noProof/>
-              <w:spacing w:val="0"/>
-              <w:kern w:val="0"/>
             </w:rPr>
             <w:drawing>
               <wp:anchor distT="0" distB="0" distL="114300" distR="114300" simplePos="0" relativeHeight="251661312" behindDoc="0" locked="0" layoutInCell="1" allowOverlap="1" wp14:anchorId="3F3B7D12" wp14:editId="313BF894">
@@ -3418,8 +3371,6 @@
             <w:rPr>
               <w:rFonts w:ascii="Calibri" w:hAnsi="Calibri" w:cs="Calibri"/>
               <w:lang w:val="mk-MK"/>
-              <w:spacing w:val="0"/>
-              <w:kern w:val="0"/>
             </w:rPr>
             <w:t>Име на документ</w:t>
           </w:r>
@@ -3427,24 +3378,18 @@
             <w:rPr>
               <w:rFonts w:ascii="Calibri" w:eastAsia="Calibri" w:hAnsi="Calibri" w:cs="Calibri"/>
               <w:lang w:val="ru-RU"/>
-              <w:spacing w:val="0"/>
-              <w:kern w:val="0"/>
             </w:rPr>
             <w:t xml:space="preserve"> | </w:t>
           </w:r>
           <w:r>
             <w:rPr>
               <w:rFonts w:ascii="Calibri" w:eastAsia="Calibri" w:hAnsi="Calibri" w:cs="Calibri"/>
-              <w:spacing w:val="0"/>
-              <w:kern w:val="0"/>
             </w:rPr>
             <w:t>D</w:t>
           </w:r>
           <w:r>
             <w:rPr>
               <w:rFonts w:ascii="Calibri" w:eastAsia="Calibri" w:hAnsi="Calibri" w:cs="Calibri"/>
-              <w:spacing w:val="0"/>
-              <w:kern w:val="0"/>
             </w:rPr>
             <w:t>ocument</w:t>
           </w:r>
@@ -3452,16 +3397,12 @@
             <w:rPr>
               <w:rFonts w:ascii="Calibri" w:eastAsia="Calibri" w:hAnsi="Calibri" w:cs="Calibri"/>
               <w:lang w:val="ru-RU"/>
-              <w:spacing w:val="0"/>
-              <w:kern w:val="0"/>
             </w:rPr>
             <w:t xml:space="preserve"> </w:t>
           </w:r>
           <w:r>
             <w:rPr>
               <w:rFonts w:ascii="Calibri" w:eastAsia="Calibri" w:hAnsi="Calibri" w:cs="Calibri"/>
-              <w:spacing w:val="0"/>
-              <w:kern w:val="0"/>
             </w:rPr>
             <w:t>name</w:t>
           </w:r>
@@ -3469,8 +3410,6 @@
             <w:rPr>
               <w:rFonts w:ascii="Calibri" w:eastAsia="Calibri" w:hAnsi="Calibri" w:cs="Calibri"/>
               <w:lang w:val="ru-RU"/>
-              <w:spacing w:val="0"/>
-              <w:kern w:val="0"/>
             </w:rPr>
             <w:t>:</w:t>
           </w:r>
@@ -3492,8 +3431,6 @@
               <w:sz w:val="28"/>
               <w:szCs w:val="28"/>
               <w:lang w:val="mk-MK"/>
-              <w:spacing w:val="0"/>
-              <w:kern w:val="0"/>
             </w:rPr>
             <w:t xml:space="preserve">ЗАПИС — </w:t>
           </w:r>
@@ -3504,8 +3441,6 @@
               <w:bCs/>
               <w:sz w:val="24"/>
               <w:szCs w:val="24"/>
-              <w:spacing w:val="0"/>
-              <w:kern w:val="0"/>
             </w:rPr>
             <w:br/>
           </w:r>
@@ -3517,8 +3452,6 @@
               <w:sz w:val="28"/>
               <w:szCs w:val="28"/>
               <w:lang w:val="mk-MK"/>
-              <w:spacing w:val="0"/>
-              <w:kern w:val="0"/>
             </w:rPr>
             <w:t>PP-QC-ACT</w:t>
           </w:r>
@@ -3527,8 +3460,6 @@
               <w:rFonts w:ascii="Arial Narrow" w:hAnsi="Arial Narrow" w:cs="Arial Narrow"/>
               <w:sz w:val="24"/>
               <w:szCs w:val="24"/>
-              <w:spacing w:val="0"/>
-              <w:kern w:val="0"/>
             </w:rPr>
             <w:t xml:space="preserve"> | </w:t>
           </w:r>
@@ -3537,16 +3468,12 @@
               <w:rFonts w:ascii="Arial Narrow" w:hAnsi="Arial Narrow" w:cs="Arial Narrow"/>
               <w:sz w:val="24"/>
               <w:szCs w:val="24"/>
-              <w:spacing w:val="0"/>
-              <w:kern w:val="0"/>
             </w:rPr>
             <w:br/>
           </w:r>
           <w:r>
             <w:rPr>
               <w:rFonts w:ascii="Arial Narrow" w:hAnsi="Arial Narrow" w:cs="Arial Narrow"/>
-              <w:spacing w:val="0"/>
-              <w:kern w:val="0"/>
             </w:rPr>
             <w:t xml:space="preserve">Record — </w:t>
           </w:r>
@@ -3581,16 +3508,12 @@
             <w:rPr>
               <w:rFonts w:ascii="Calibri" w:hAnsi="Calibri" w:cs="Calibri"/>
               <w:lang w:val="mk-MK"/>
-              <w:spacing w:val="0"/>
-              <w:kern w:val="0"/>
             </w:rPr>
             <w:t>Документ</w:t>
           </w:r>
           <w:r>
             <w:rPr>
               <w:rFonts w:ascii="Calibri" w:hAnsi="Calibri" w:cs="Calibri"/>
-              <w:spacing w:val="0"/>
-              <w:kern w:val="0"/>
             </w:rPr>
             <w:t xml:space="preserve"> </w:t>
           </w:r>
@@ -3598,24 +3521,18 @@
             <w:rPr>
               <w:rFonts w:ascii="Calibri" w:hAnsi="Calibri" w:cs="Calibri"/>
               <w:lang w:val="mk-MK"/>
-              <w:spacing w:val="0"/>
-              <w:kern w:val="0"/>
             </w:rPr>
             <w:t>бр.</w:t>
           </w:r>
           <w:r>
             <w:rPr>
               <w:rFonts w:ascii="Calibri" w:eastAsia="Calibri" w:hAnsi="Calibri" w:cs="Calibri"/>
-              <w:spacing w:val="0"/>
-              <w:kern w:val="0"/>
             </w:rPr>
             <w:t xml:space="preserve"> </w:t>
           </w:r>
           <w:r>
             <w:rPr>
               <w:rFonts w:ascii="Calibri" w:eastAsia="Calibri" w:hAnsi="Calibri" w:cs="Calibri"/>
-              <w:spacing w:val="0"/>
-              <w:kern w:val="0"/>
             </w:rPr>
             <w:t>|</w:t>
           </w:r>
@@ -3641,8 +3558,6 @@
               <w:rFonts w:ascii="Calibri" w:eastAsia="Calibri" w:hAnsi="Calibri" w:cs="Calibri"/>
               <w:sz w:val="18"/>
               <w:szCs w:val="18"/>
-              <w:spacing w:val="0"/>
-              <w:kern w:val="0"/>
             </w:rPr>
             <w:t>Code of document:</w:t>
           </w:r>
@@ -3651,8 +3566,6 @@
               <w:rFonts w:ascii="Calibri" w:hAnsi="Calibri" w:cs="Calibri"/>
               <w:sz w:val="18"/>
               <w:szCs w:val="18"/>
-              <w:spacing w:val="0"/>
-              <w:kern w:val="0"/>
             </w:rPr>
             <w:t xml:space="preserve"> </w:t>
           </w:r>
@@ -3661,8 +3574,6 @@
               <w:rFonts w:ascii="Calibri" w:hAnsi="Calibri" w:cs="Calibri"/>
               <w:b/>
               <w:sz w:val="18"/>
-              <w:spacing w:val="0"/>
-              <w:kern w:val="0"/>
             </w:rPr>
             <w:br/>
           </w:r>
@@ -3690,8 +3601,6 @@
               <w:b/>
               <w:sz w:val="22"/>
               <w:szCs w:val="24"/>
-              <w:spacing w:val="0"/>
-              <w:kern w:val="0"/>
             </w:rPr>
             <w:t>PP-QC-ACT-</w:t>
           </w:r>
@@ -3700,8 +3609,6 @@
               <w:rFonts w:ascii="Calibri" w:hAnsi="Calibri" w:cs="Calibri"/>
               <w:b/>
               <w:sz w:val="18"/>
-              <w:spacing w:val="0"/>
-              <w:kern w:val="0"/>
             </w:rPr>
             <w:br/>
           </w:r>
@@ -3710,8 +3617,6 @@
               <w:rFonts w:ascii="Calibri" w:hAnsi="Calibri" w:cs="Calibri"/>
               <w:b/>
               <w:szCs w:val="22"/>
-              <w:spacing w:val="0"/>
-              <w:kern w:val="0"/>
             </w:rPr>
             <w:t>001/202</w:t>
           </w:r>
@@ -3720,8 +3625,6 @@
               <w:rFonts w:ascii="Calibri" w:hAnsi="Calibri" w:cs="Calibri"/>
               <w:b/>
               <w:szCs w:val="22"/>
-              <w:spacing w:val="0"/>
-              <w:kern w:val="0"/>
             </w:rPr>
             <w:t>6</w:t>
           </w:r>
@@ -3822,16 +3725,12 @@
             <w:rPr>
               <w:rFonts w:ascii="Calibri" w:hAnsi="Calibri" w:cs="Calibri"/>
               <w:lang w:val="mk-MK"/>
-              <w:spacing w:val="0"/>
-              <w:kern w:val="0"/>
             </w:rPr>
             <w:t>Верзија</w:t>
           </w:r>
           <w:r>
             <w:rPr>
               <w:rFonts w:ascii="Calibri" w:hAnsi="Calibri" w:cs="Calibri"/>
-              <w:spacing w:val="0"/>
-              <w:kern w:val="0"/>
             </w:rPr>
             <w:t xml:space="preserve"> | </w:t>
           </w:r>
@@ -3840,8 +3739,6 @@
               <w:rFonts w:ascii="Calibri" w:hAnsi="Calibri" w:cs="Calibri"/>
               <w:sz w:val="16"/>
               <w:szCs w:val="16"/>
-              <w:spacing w:val="0"/>
-              <w:kern w:val="0"/>
             </w:rPr>
             <w:t>Ver</w:t>
           </w:r>
@@ -3850,8 +3747,6 @@
               <w:rFonts w:ascii="Calibri" w:eastAsia="Calibri" w:hAnsi="Calibri" w:cs="Calibri"/>
               <w:sz w:val="16"/>
               <w:szCs w:val="16"/>
-              <w:spacing w:val="0"/>
-              <w:kern w:val="0"/>
             </w:rPr>
             <w:t xml:space="preserve"> </w:t>
           </w:r>
@@ -3859,8 +3754,6 @@
             <w:rPr>
               <w:rFonts w:ascii="Calibri" w:eastAsia="Calibri" w:hAnsi="Calibri" w:cs="Calibri"/>
               <w:bCs/>
-              <w:spacing w:val="0"/>
-              <w:kern w:val="0"/>
             </w:rPr>
             <w:t>:</w:t>
           </w:r>
@@ -3868,8 +3761,6 @@
             <w:rPr>
               <w:rFonts w:ascii="Calibri" w:eastAsia="Calibri" w:hAnsi="Calibri" w:cs="Calibri"/>
               <w:b/>
-              <w:spacing w:val="0"/>
-              <w:kern w:val="0"/>
             </w:rPr>
             <w:t xml:space="preserve"> </w:t>
           </w:r>
@@ -3878,8 +3769,6 @@
               <w:rFonts w:ascii="Calibri" w:eastAsia="Calibri" w:hAnsi="Calibri" w:cs="Calibri"/>
               <w:b/>
               <w:bCs/>
-              <w:spacing w:val="0"/>
-              <w:kern w:val="0"/>
             </w:rPr>
             <w:t>1.0</w:t>
           </w:r>
@@ -3898,8 +3787,6 @@
     <w:r>
       <w:rPr>
         <w:noProof/>
-        <w:spacing w:val="0"/>
-        <w:kern w:val="0"/>
       </w:rPr>
       <w:drawing>
         <wp:anchor distT="0" distB="0" distL="114300" distR="114300" simplePos="0" relativeHeight="251662336" behindDoc="0" locked="0" layoutInCell="1" allowOverlap="1" wp14:anchorId="11090D1D" wp14:editId="2348CF94">
